--- a/ToPrint/09.02.07 УП04 Аттестационный лист 2026.docx
+++ b/ToPrint/09.02.07 УП04 Аттестационный лист 2026.docx
@@ -1,6 +1,6 @@
 
 <file path=word/document.xml><?xml version="1.0" encoding="utf-8"?>
-<w:document xmlns:wpc="http://schemas.microsoft.com/office/word/2010/wordprocessingCanvas" xmlns:cx="http://schemas.microsoft.com/office/drawing/2014/chartex" xmlns:cx1="http://schemas.microsoft.com/office/drawing/2015/9/8/chartex" xmlns:cx2="http://schemas.microsoft.com/office/drawing/2015/10/21/chartex" xmlns:cx3="http://schemas.microsoft.com/office/drawing/2016/5/9/chartex" xmlns:cx4="http://schemas.microsoft.com/office/drawing/2016/5/10/chartex" xmlns:cx5="http://schemas.microsoft.com/office/drawing/2016/5/11/chartex" xmlns:cx6="http://schemas.microsoft.com/office/drawing/2016/5/12/chartex" xmlns:cx7="http://schemas.microsoft.com/office/drawing/2016/5/13/chartex" xmlns:cx8="http://schemas.microsoft.com/office/drawing/2016/5/14/chartex" xmlns:mc="http://schemas.openxmlformats.org/markup-compatibility/2006" xmlns:aink="http://schemas.microsoft.com/office/drawing/2016/ink" xmlns:am3d="http://schemas.microsoft.com/office/drawing/2017/model3d" xmlns:o="urn:schemas-microsoft-com:office:office" xmlns:r="http://schemas.openxmlformats.org/officeDocument/2006/relationships" xmlns:m="http://schemas.openxmlformats.org/officeDocument/2006/math" xmlns:v="urn:schemas-microsoft-com:vml" xmlns:wp14="http://schemas.microsoft.com/office/word/2010/wordprocessingDrawing" xmlns:wp="http://schemas.openxmlformats.org/drawingml/2006/wordprocessingDrawing" xmlns:w10="urn:schemas-microsoft-com:office:word" xmlns:w="http://schemas.openxmlformats.org/wordprocessingml/2006/main" xmlns:w14="http://schemas.microsoft.com/office/word/2010/wordml" xmlns:w15="http://schemas.microsoft.com/office/word/2012/wordml" xmlns:w16cex="http://schemas.microsoft.com/office/word/2018/wordml/cex" xmlns:w16cid="http://schemas.microsoft.com/office/word/2016/wordml/cid" xmlns:w16="http://schemas.microsoft.com/office/word/2018/wordml" xmlns:w16sdtdh="http://schemas.microsoft.com/office/word/2020/wordml/sdtdatahash" xmlns:w16se="http://schemas.microsoft.com/office/word/2015/wordml/symex" xmlns:wpg="http://schemas.microsoft.com/office/word/2010/wordprocessingGroup" xmlns:wpi="http://schemas.microsoft.com/office/word/2010/wordprocessingInk" xmlns:wne="http://schemas.microsoft.com/office/word/2006/wordml" xmlns:wps="http://schemas.microsoft.com/office/word/2010/wordprocessingShape" mc:Ignorable="w14 w15 w16se w16cid w16 w16cex w16sdtdh wp14">
+<w:document xmlns:wpc="http://schemas.microsoft.com/office/word/2010/wordprocessingCanvas" xmlns:cx="http://schemas.microsoft.com/office/drawing/2014/chartex" xmlns:cx1="http://schemas.microsoft.com/office/drawing/2015/9/8/chartex" xmlns:cx2="http://schemas.microsoft.com/office/drawing/2015/10/21/chartex" xmlns:cx3="http://schemas.microsoft.com/office/drawing/2016/5/9/chartex" xmlns:cx4="http://schemas.microsoft.com/office/drawing/2016/5/10/chartex" xmlns:cx5="http://schemas.microsoft.com/office/drawing/2016/5/11/chartex" xmlns:cx6="http://schemas.microsoft.com/office/drawing/2016/5/12/chartex" xmlns:cx7="http://schemas.microsoft.com/office/drawing/2016/5/13/chartex" xmlns:cx8="http://schemas.microsoft.com/office/drawing/2016/5/14/chartex" xmlns:mc="http://schemas.openxmlformats.org/markup-compatibility/2006" xmlns:aink="http://schemas.microsoft.com/office/drawing/2016/ink" xmlns:am3d="http://schemas.microsoft.com/office/drawing/2017/model3d" xmlns:o="urn:schemas-microsoft-com:office:office" xmlns:oel="http://schemas.microsoft.com/office/2019/extlst" xmlns:r="http://schemas.openxmlformats.org/officeDocument/2006/relationships" xmlns:m="http://schemas.openxmlformats.org/officeDocument/2006/math" xmlns:v="urn:schemas-microsoft-com:vml" xmlns:wp14="http://schemas.microsoft.com/office/word/2010/wordprocessingDrawing" xmlns:wp="http://schemas.openxmlformats.org/drawingml/2006/wordprocessingDrawing" xmlns:w10="urn:schemas-microsoft-com:office:word" xmlns:w="http://schemas.openxmlformats.org/wordprocessingml/2006/main" xmlns:w14="http://schemas.microsoft.com/office/word/2010/wordml" xmlns:w15="http://schemas.microsoft.com/office/word/2012/wordml" xmlns:w16cex="http://schemas.microsoft.com/office/word/2018/wordml/cex" xmlns:w16cid="http://schemas.microsoft.com/office/word/2016/wordml/cid" xmlns:w16="http://schemas.microsoft.com/office/word/2018/wordml" xmlns:w16du="http://schemas.microsoft.com/office/word/2023/wordml/word16du" xmlns:w16sdtdh="http://schemas.microsoft.com/office/word/2020/wordml/sdtdatahash" xmlns:w16sdtfl="http://schemas.microsoft.com/office/word/2024/wordml/sdtformatlock" xmlns:w16se="http://schemas.microsoft.com/office/word/2015/wordml/symex" xmlns:wpg="http://schemas.microsoft.com/office/word/2010/wordprocessingGroup" xmlns:wpi="http://schemas.microsoft.com/office/word/2010/wordprocessingInk" xmlns:wne="http://schemas.microsoft.com/office/word/2006/wordml" xmlns:wps="http://schemas.microsoft.com/office/word/2010/wordprocessingShape" mc:Ignorable="w14 w15 w16se w16cid w16 w16cex w16sdtdh w16sdtfl w16du wp14">
   <w:body>
     <w:p>
       <w:pPr>
@@ -19,8 +19,18 @@
           <w:sz w:val="24"/>
           <w:szCs w:val="24"/>
         </w:rPr>
-        <w:t>Аттестационный лист по учебной  практике</w:t>
-      </w:r>
+        <w:t xml:space="preserve">Аттестационный лист по </w:t>
+      </w:r>
+      <w:proofErr w:type="gramStart"/>
+      <w:r>
+        <w:rPr>
+          <w:b/>
+          <w:sz w:val="24"/>
+          <w:szCs w:val="24"/>
+        </w:rPr>
+        <w:t>учебной  практике</w:t>
+      </w:r>
+      <w:proofErr w:type="gramEnd"/>
     </w:p>
     <w:p>
       <w:pPr>
@@ -58,10 +68,9 @@
         <w:rPr>
           <w:sz w:val="24"/>
           <w:szCs w:val="24"/>
-          <w:highlight w:val="yellow"/>
           <w:u w:val="single"/>
         </w:rPr>
-        <w:t>Иванов Иван Иванович</w:t>
+        <w:t>Петренко Антон Александрович</w:t>
       </w:r>
       <w:r>
         <w:rPr>
@@ -97,7 +106,7 @@
     </w:p>
     <w:p>
       <w:pPr>
-        <w:spacing w:before="0" w:line="276" w:lineRule="auto"/>
+        <w:spacing w:before="0" w:line="240" w:lineRule="auto"/>
         <w:ind w:firstLine="0"/>
         <w:jc w:val="both"/>
         <w:rPr>
@@ -123,17 +132,8 @@
         <w:rPr>
           <w:sz w:val="24"/>
           <w:szCs w:val="24"/>
-          <w:highlight w:val="yellow"/>
         </w:rPr>
         <w:t>ий</w:t>
-      </w:r>
-      <w:r>
-        <w:rPr>
-          <w:sz w:val="24"/>
-          <w:szCs w:val="24"/>
-          <w:highlight w:val="yellow"/>
-        </w:rPr>
-        <w:t>(а)</w:t>
       </w:r>
       <w:r>
         <w:rPr>
@@ -272,7 +272,23 @@
           <w:sz w:val="24"/>
           <w:szCs w:val="24"/>
         </w:rPr>
-        <w:t>успешно прошел(а) учебную  практику по профессиональному модулю</w:t>
+        <w:t xml:space="preserve">успешно прошел(а) </w:t>
+      </w:r>
+      <w:proofErr w:type="gramStart"/>
+      <w:r>
+        <w:rPr>
+          <w:sz w:val="24"/>
+          <w:szCs w:val="24"/>
+        </w:rPr>
+        <w:t>учебную  практику</w:t>
+      </w:r>
+      <w:proofErr w:type="gramEnd"/>
+      <w:r>
+        <w:rPr>
+          <w:sz w:val="24"/>
+          <w:szCs w:val="24"/>
+        </w:rPr>
+        <w:t xml:space="preserve"> по профессиональному модулю</w:t>
       </w:r>
       <w:r>
         <w:rPr>
@@ -403,7 +419,23 @@
           <w:sz w:val="24"/>
           <w:szCs w:val="24"/>
         </w:rPr>
-        <w:t>__»__</w:t>
+        <w:t>_</w:t>
+      </w:r>
+      <w:proofErr w:type="gramStart"/>
+      <w:r>
+        <w:rPr>
+          <w:sz w:val="24"/>
+          <w:szCs w:val="24"/>
+        </w:rPr>
+        <w:t>_»_</w:t>
+      </w:r>
+      <w:proofErr w:type="gramEnd"/>
+      <w:r>
+        <w:rPr>
+          <w:sz w:val="24"/>
+          <w:szCs w:val="24"/>
+        </w:rPr>
+        <w:t>_</w:t>
       </w:r>
       <w:r>
         <w:rPr>
@@ -449,6 +481,7 @@
         </w:rPr>
         <w:t>11</w:t>
       </w:r>
+      <w:proofErr w:type="gramStart"/>
       <w:r>
         <w:rPr>
           <w:sz w:val="24"/>
@@ -456,6 +489,7 @@
         </w:rPr>
         <w:t>_»_</w:t>
       </w:r>
+      <w:proofErr w:type="gramEnd"/>
       <w:r>
         <w:rPr>
           <w:sz w:val="24"/>
@@ -530,12 +564,37 @@
         </w:rPr>
         <w:t xml:space="preserve">  </w:t>
       </w:r>
-      <w:r>
-        <w:rPr>
-          <w:sz w:val="24"/>
-          <w:szCs w:val="24"/>
-        </w:rPr>
-        <w:t>ГУАП,  12 факультет,   Санкт-Пе</w:t>
+      <w:proofErr w:type="gramStart"/>
+      <w:r>
+        <w:rPr>
+          <w:sz w:val="24"/>
+          <w:szCs w:val="24"/>
+        </w:rPr>
+        <w:t>ГУАП,  12</w:t>
+      </w:r>
+      <w:proofErr w:type="gramEnd"/>
+      <w:r>
+        <w:rPr>
+          <w:sz w:val="24"/>
+          <w:szCs w:val="24"/>
+        </w:rPr>
+        <w:t xml:space="preserve"> </w:t>
+      </w:r>
+      <w:proofErr w:type="gramStart"/>
+      <w:r>
+        <w:rPr>
+          <w:sz w:val="24"/>
+          <w:szCs w:val="24"/>
+        </w:rPr>
+        <w:t xml:space="preserve">факультет,   </w:t>
+      </w:r>
+      <w:proofErr w:type="gramEnd"/>
+      <w:r>
+        <w:rPr>
+          <w:sz w:val="24"/>
+          <w:szCs w:val="24"/>
+        </w:rPr>
+        <w:t>Санкт-Пе</w:t>
       </w:r>
       <w:r>
         <w:rPr>
@@ -963,7 +1022,25 @@
                 <w:szCs w:val="24"/>
                 <w:lang w:eastAsia="en-US"/>
               </w:rPr>
-              <w:t>практического задания  по п</w:t>
+              <w:t xml:space="preserve">практического </w:t>
+            </w:r>
+            <w:proofErr w:type="gramStart"/>
+            <w:r>
+              <w:rPr>
+                <w:sz w:val="24"/>
+                <w:szCs w:val="24"/>
+                <w:lang w:eastAsia="en-US"/>
+              </w:rPr>
+              <w:t>задания  по</w:t>
+            </w:r>
+            <w:proofErr w:type="gramEnd"/>
+            <w:r>
+              <w:rPr>
+                <w:sz w:val="24"/>
+                <w:szCs w:val="24"/>
+                <w:lang w:eastAsia="en-US"/>
+              </w:rPr>
+              <w:t xml:space="preserve"> п</w:t>
             </w:r>
             <w:r>
               <w:rPr>
@@ -1260,7 +1337,16 @@
                 <w:szCs w:val="24"/>
                 <w:lang w:eastAsia="en-US"/>
               </w:rPr>
-              <w:t xml:space="preserve">Экспертная оценка правильности выполнения </w:t>
+              <w:t xml:space="preserve">Экспертная оценка правильности </w:t>
+            </w:r>
+            <w:proofErr w:type="gramStart"/>
+            <w:r>
+              <w:rPr>
+                <w:sz w:val="24"/>
+                <w:szCs w:val="24"/>
+                <w:lang w:eastAsia="en-US"/>
+              </w:rPr>
+              <w:t xml:space="preserve">выполнения </w:t>
             </w:r>
             <w:r>
               <w:rPr>
@@ -1269,7 +1355,17 @@
                 <w:szCs w:val="24"/>
                 <w:lang w:eastAsia="en-US"/>
               </w:rPr>
-              <w:t xml:space="preserve"> сформированных запросов</w:t>
+              <w:t xml:space="preserve"> сформированных</w:t>
+            </w:r>
+            <w:proofErr w:type="gramEnd"/>
+            <w:r>
+              <w:rPr>
+                <w:bCs/>
+                <w:sz w:val="24"/>
+                <w:szCs w:val="24"/>
+                <w:lang w:eastAsia="en-US"/>
+              </w:rPr>
+              <w:t xml:space="preserve"> запросов</w:t>
             </w:r>
           </w:p>
         </w:tc>
@@ -1421,15 +1517,51 @@
                 <w:szCs w:val="24"/>
                 <w:lang w:eastAsia="en-US"/>
               </w:rPr>
-              <w:t xml:space="preserve"> экспертная </w:t>
-            </w:r>
-            <w:r>
-              <w:rPr>
-                <w:sz w:val="24"/>
-                <w:szCs w:val="24"/>
-                <w:lang w:eastAsia="en-US"/>
-              </w:rPr>
-              <w:t xml:space="preserve"> оценка результатов выполнения практического задания  по   разработке </w:t>
+              <w:t xml:space="preserve"> </w:t>
+            </w:r>
+            <w:proofErr w:type="gramStart"/>
+            <w:r>
+              <w:rPr>
+                <w:sz w:val="24"/>
+                <w:szCs w:val="24"/>
+                <w:lang w:eastAsia="en-US"/>
+              </w:rPr>
+              <w:t xml:space="preserve">экспертная </w:t>
+            </w:r>
+            <w:r>
+              <w:rPr>
+                <w:sz w:val="24"/>
+                <w:szCs w:val="24"/>
+                <w:lang w:eastAsia="en-US"/>
+              </w:rPr>
+              <w:t xml:space="preserve"> оценка</w:t>
+            </w:r>
+            <w:proofErr w:type="gramEnd"/>
+            <w:r>
+              <w:rPr>
+                <w:sz w:val="24"/>
+                <w:szCs w:val="24"/>
+                <w:lang w:eastAsia="en-US"/>
+              </w:rPr>
+              <w:t xml:space="preserve"> результатов выполнения практического </w:t>
+            </w:r>
+            <w:proofErr w:type="gramStart"/>
+            <w:r>
+              <w:rPr>
+                <w:sz w:val="24"/>
+                <w:szCs w:val="24"/>
+                <w:lang w:eastAsia="en-US"/>
+              </w:rPr>
+              <w:t>задания  по</w:t>
+            </w:r>
+            <w:proofErr w:type="gramEnd"/>
+            <w:r>
+              <w:rPr>
+                <w:sz w:val="24"/>
+                <w:szCs w:val="24"/>
+                <w:lang w:eastAsia="en-US"/>
+              </w:rPr>
+              <w:t xml:space="preserve">   разработке </w:t>
             </w:r>
             <w:r>
               <w:rPr>
@@ -1578,8 +1710,19 @@
                 <w:szCs w:val="24"/>
                 <w:lang w:eastAsia="en-US"/>
               </w:rPr>
-              <w:t>Экспертная оценка правильности выполнения индивидуального  задания</w:t>
-            </w:r>
+              <w:t xml:space="preserve">Экспертная оценка правильности выполнения </w:t>
+            </w:r>
+            <w:proofErr w:type="gramStart"/>
+            <w:r>
+              <w:rPr>
+                <w:bCs/>
+                <w:sz w:val="24"/>
+                <w:szCs w:val="24"/>
+                <w:lang w:eastAsia="en-US"/>
+              </w:rPr>
+              <w:t>индивидуального  задания</w:t>
+            </w:r>
+            <w:proofErr w:type="gramEnd"/>
           </w:p>
         </w:tc>
         <w:tc>
@@ -1658,6 +1801,7 @@
         <w:rPr>
           <w:sz w:val="24"/>
           <w:szCs w:val="24"/>
+          <w:u w:val="single"/>
         </w:rPr>
       </w:pPr>
       <w:r>
@@ -1678,28 +1822,11 @@
         <w:rPr>
           <w:sz w:val="24"/>
           <w:szCs w:val="24"/>
-          <w:highlight w:val="yellow"/>
-        </w:rPr>
-        <w:t>(йся)</w:t>
-      </w:r>
-      <w:r>
-        <w:rPr>
-          <w:sz w:val="24"/>
-          <w:szCs w:val="24"/>
-        </w:rPr>
-        <w:t xml:space="preserve">      </w:t>
-      </w:r>
-      <w:r>
-        <w:rPr>
-          <w:color w:val="FF0000"/>
-          <w:sz w:val="24"/>
-          <w:szCs w:val="24"/>
-        </w:rPr>
-        <w:t>ФИО</w:t>
-      </w:r>
-      <w:r>
-        <w:rPr>
-          <w:color w:val="FF0000"/>
+        </w:rPr>
+        <w:t xml:space="preserve">     </w:t>
+      </w:r>
+      <w:r>
+        <w:rPr>
           <w:sz w:val="24"/>
           <w:szCs w:val="24"/>
         </w:rPr>
@@ -1709,15 +1836,24 @@
         <w:rPr>
           <w:sz w:val="24"/>
           <w:szCs w:val="24"/>
-        </w:rPr>
-        <w:t>________________________________</w:t>
-      </w:r>
-      <w:r>
-        <w:rPr>
-          <w:sz w:val="24"/>
-          <w:szCs w:val="24"/>
-        </w:rPr>
-        <w:t xml:space="preserve">            </w:t>
+          <w:u w:val="single"/>
+        </w:rPr>
+        <w:t xml:space="preserve">Петренко Антона Александровича </w:t>
+      </w:r>
+      <w:r>
+        <w:rPr>
+          <w:sz w:val="24"/>
+          <w:szCs w:val="24"/>
+        </w:rPr>
+        <w:t>_________</w:t>
+      </w:r>
+      <w:r>
+        <w:rPr>
+          <w:sz w:val="24"/>
+          <w:szCs w:val="24"/>
+          <w:u w:val="single"/>
+        </w:rPr>
+        <w:t xml:space="preserve"> </w:t>
       </w:r>
     </w:p>
     <w:p>
@@ -1739,7 +1875,7 @@
           <w:sz w:val="24"/>
           <w:szCs w:val="24"/>
         </w:rPr>
-        <w:t>сформированы  первичные профессиональные навыки</w:t>
+        <w:t>сформированы первичные профессиональные навыки,</w:t>
       </w:r>
       <w:r>
         <w:rPr>
@@ -1747,16 +1883,15 @@
           <w:sz w:val="24"/>
           <w:szCs w:val="24"/>
         </w:rPr>
-        <w:t xml:space="preserve"> и он</w:t>
+        <w:t xml:space="preserve"> и он подготовлен </w:t>
       </w:r>
       <w:r>
         <w:rPr>
           <w:rStyle w:val="c0"/>
           <w:sz w:val="24"/>
           <w:szCs w:val="24"/>
-          <w:highlight w:val="yellow"/>
-        </w:rPr>
-        <w:t>(а)</w:t>
+        </w:rPr>
+        <w:t xml:space="preserve">к освоению общих и профессиональных </w:t>
       </w:r>
       <w:r>
         <w:rPr>
@@ -1764,16 +1899,15 @@
           <w:sz w:val="24"/>
           <w:szCs w:val="24"/>
         </w:rPr>
-        <w:t xml:space="preserve"> подготовлен</w:t>
+        <w:t>компетенций, по</w:t>
       </w:r>
       <w:r>
         <w:rPr>
           <w:rStyle w:val="c0"/>
           <w:sz w:val="24"/>
           <w:szCs w:val="24"/>
-          <w:highlight w:val="yellow"/>
-        </w:rPr>
-        <w:t>(а)</w:t>
+        </w:rPr>
+        <w:t xml:space="preserve"> профессиональному модулю ПМ</w:t>
       </w:r>
       <w:r>
         <w:rPr>
@@ -1781,7 +1915,7 @@
           <w:sz w:val="24"/>
           <w:szCs w:val="24"/>
         </w:rPr>
-        <w:t xml:space="preserve"> </w:t>
+        <w:t>04</w:t>
       </w:r>
       <w:r>
         <w:rPr>
@@ -1789,39 +1923,7 @@
           <w:sz w:val="24"/>
           <w:szCs w:val="24"/>
         </w:rPr>
-        <w:t>к освоению общих и профессиональных компетенц</w:t>
-      </w:r>
-      <w:r>
-        <w:rPr>
-          <w:rStyle w:val="c0"/>
-          <w:sz w:val="24"/>
-          <w:szCs w:val="24"/>
-        </w:rPr>
-        <w:t xml:space="preserve">ий,  </w:t>
-      </w:r>
-      <w:r>
-        <w:rPr>
-          <w:rStyle w:val="c0"/>
-          <w:sz w:val="24"/>
-          <w:szCs w:val="24"/>
-        </w:rPr>
-        <w:t>по профессиональному модулю ПМ0</w:t>
-      </w:r>
-      <w:r>
-        <w:rPr>
-          <w:rStyle w:val="c0"/>
-          <w:sz w:val="24"/>
-          <w:szCs w:val="24"/>
-        </w:rPr>
-        <w:t>4</w:t>
-      </w:r>
-      <w:r>
-        <w:rPr>
-          <w:rStyle w:val="c0"/>
-          <w:sz w:val="24"/>
-          <w:szCs w:val="24"/>
-        </w:rPr>
-        <w:t xml:space="preserve"> :</w:t>
+        <w:t>:</w:t>
       </w:r>
     </w:p>
     <w:p>
@@ -1931,29 +2033,7 @@
           <w:sz w:val="24"/>
           <w:szCs w:val="24"/>
         </w:rPr>
-        <w:t>Обучающимся</w:t>
-      </w:r>
-      <w:r>
-        <w:rPr>
-          <w:sz w:val="24"/>
-          <w:szCs w:val="24"/>
-          <w:highlight w:val="yellow"/>
-        </w:rPr>
-        <w:t>(ейся</w:t>
-      </w:r>
-      <w:r>
-        <w:rPr>
-          <w:sz w:val="24"/>
-          <w:szCs w:val="24"/>
-        </w:rPr>
-        <w:t>)</w:t>
-      </w:r>
-      <w:r>
-        <w:rPr>
-          <w:sz w:val="24"/>
-          <w:szCs w:val="24"/>
-        </w:rPr>
-        <w:t xml:space="preserve"> приобретен первоначальный практический опыт:</w:t>
+        <w:t>Обучающимся приобретен первоначальный практический опыт:</w:t>
       </w:r>
     </w:p>
     <w:p>
@@ -2056,24 +2136,7 @@
           <w:sz w:val="24"/>
           <w:szCs w:val="24"/>
         </w:rPr>
-        <w:t>К работе относился</w:t>
-      </w:r>
-      <w:r>
-        <w:rPr>
-          <w:iCs/>
-          <w:sz w:val="24"/>
-          <w:szCs w:val="24"/>
-          <w:highlight w:val="yellow"/>
-        </w:rPr>
-        <w:t>(ась)</w:t>
-      </w:r>
-      <w:r>
-        <w:rPr>
-          <w:iCs/>
-          <w:sz w:val="24"/>
-          <w:szCs w:val="24"/>
-        </w:rPr>
-        <w:t xml:space="preserve"> __________________________________________________</w:t>
+        <w:t>К работе относился __________________________________________________</w:t>
       </w:r>
     </w:p>
     <w:p>
@@ -2135,53 +2198,71 @@
         <w:rPr>
           <w:sz w:val="24"/>
           <w:szCs w:val="24"/>
-          <w:highlight w:val="yellow"/>
-        </w:rPr>
-        <w:t>Ивановым А.А.</w:t>
-      </w:r>
-      <w:r>
-        <w:rPr>
-          <w:sz w:val="24"/>
-          <w:szCs w:val="24"/>
-        </w:rPr>
-        <w:t xml:space="preserve"> было проведено  обследование предметной области «</w:t>
-      </w:r>
-      <w:r>
-        <w:rPr>
-          <w:sz w:val="24"/>
-          <w:szCs w:val="24"/>
-          <w:highlight w:val="yellow"/>
-        </w:rPr>
-        <w:t>ААА</w:t>
-      </w:r>
-      <w:r>
-        <w:rPr>
-          <w:sz w:val="24"/>
-          <w:szCs w:val="24"/>
-        </w:rPr>
-        <w:t xml:space="preserve">». В результате проведенного обследования была разработана модель Сущность-связь», создана БД из </w:t>
-      </w:r>
-      <w:r>
-        <w:rPr>
-          <w:color w:val="FF0000"/>
-          <w:sz w:val="24"/>
-          <w:szCs w:val="24"/>
-        </w:rPr>
-        <w:t>10</w:t>
-      </w:r>
-      <w:r>
-        <w:rPr>
-          <w:sz w:val="24"/>
-          <w:szCs w:val="24"/>
-        </w:rPr>
-        <w:t xml:space="preserve"> таблиц, реализованы запросы на </w:t>
-      </w:r>
-      <w:r>
-        <w:rPr>
-          <w:sz w:val="24"/>
-          <w:szCs w:val="24"/>
-        </w:rPr>
-        <w:t>…..</w:t>
+        </w:rPr>
+        <w:t>Петренко</w:t>
+      </w:r>
+      <w:r>
+        <w:rPr>
+          <w:sz w:val="24"/>
+          <w:szCs w:val="24"/>
+        </w:rPr>
+        <w:t xml:space="preserve"> А.А.</w:t>
+      </w:r>
+      <w:r>
+        <w:rPr>
+          <w:sz w:val="24"/>
+          <w:szCs w:val="24"/>
+        </w:rPr>
+        <w:t xml:space="preserve"> было </w:t>
+      </w:r>
+      <w:r>
+        <w:rPr>
+          <w:sz w:val="24"/>
+          <w:szCs w:val="24"/>
+        </w:rPr>
+        <w:t>проведено обследование</w:t>
+      </w:r>
+      <w:r>
+        <w:rPr>
+          <w:sz w:val="24"/>
+          <w:szCs w:val="24"/>
+        </w:rPr>
+        <w:t xml:space="preserve"> предметной области «</w:t>
+      </w:r>
+      <w:r>
+        <w:rPr>
+          <w:sz w:val="24"/>
+          <w:szCs w:val="24"/>
+        </w:rPr>
+        <w:t>Ассоциация фермерских хозяйств</w:t>
+      </w:r>
+      <w:r>
+        <w:rPr>
+          <w:sz w:val="24"/>
+          <w:szCs w:val="24"/>
+        </w:rPr>
+        <w:t>». В результате проведенного обследования была разработана модель Сущность-связь», создана БД из</w:t>
+      </w:r>
+      <w:r>
+        <w:rPr>
+          <w:sz w:val="24"/>
+          <w:szCs w:val="24"/>
+        </w:rPr>
+        <w:t xml:space="preserve"> 29</w:t>
+      </w:r>
+      <w:r>
+        <w:rPr>
+          <w:sz w:val="24"/>
+          <w:szCs w:val="24"/>
+        </w:rPr>
+        <w:t xml:space="preserve"> таблиц, реализованы запросы на</w:t>
+      </w:r>
+      <w:r>
+        <w:rPr>
+          <w:sz w:val="24"/>
+          <w:szCs w:val="24"/>
+        </w:rPr>
+        <w:t xml:space="preserve"> получения необходимых для работы фермерской ассоциации данных </w:t>
       </w:r>
     </w:p>
     <w:p>
@@ -2204,30 +2285,6 @@
         </w:rPr>
         <w:t>Отмечены следующие недостатки работы:</w:t>
       </w:r>
-      <w:r>
-        <w:rPr>
-          <w:sz w:val="24"/>
-          <w:szCs w:val="24"/>
-        </w:rPr>
-        <w:t xml:space="preserve"> </w:t>
-      </w:r>
-      <w:r>
-        <w:rPr>
-          <w:sz w:val="24"/>
-          <w:szCs w:val="24"/>
-          <w:highlight w:val="yellow"/>
-        </w:rPr>
-        <w:t>…..</w:t>
-      </w:r>
-      <w:r>
-        <w:rPr>
-          <w:color w:val="FF0000"/>
-          <w:sz w:val="24"/>
-          <w:szCs w:val="24"/>
-          <w:highlight w:val="yellow"/>
-        </w:rPr>
-        <w:t>.</w:t>
-      </w:r>
     </w:p>
     <w:p>
       <w:pPr>
@@ -2267,17 +2324,8 @@
         <w:rPr>
           <w:sz w:val="24"/>
           <w:szCs w:val="24"/>
-          <w:highlight w:val="yellow"/>
-        </w:rPr>
-        <w:t>Иванов</w:t>
-      </w:r>
-      <w:r>
-        <w:rPr>
-          <w:sz w:val="24"/>
-          <w:szCs w:val="24"/>
-          <w:highlight w:val="yellow"/>
-        </w:rPr>
-        <w:t xml:space="preserve"> А.А.</w:t>
+        </w:rPr>
+        <w:t>Петренко А.А.</w:t>
       </w:r>
       <w:r>
         <w:rPr>
@@ -2298,7 +2346,35 @@
           <w:sz w:val="24"/>
           <w:szCs w:val="24"/>
         </w:rPr>
-        <w:t>. Не имел пропусков  без уважительной причины,  справился с поставленными задачами в срок.</w:t>
+        <w:t xml:space="preserve">. Не имел </w:t>
+      </w:r>
+      <w:r>
+        <w:rPr>
+          <w:sz w:val="24"/>
+          <w:szCs w:val="24"/>
+        </w:rPr>
+        <w:t>пропусков без</w:t>
+      </w:r>
+      <w:r>
+        <w:rPr>
+          <w:sz w:val="24"/>
+          <w:szCs w:val="24"/>
+        </w:rPr>
+        <w:t xml:space="preserve"> уважительной </w:t>
+      </w:r>
+      <w:r>
+        <w:rPr>
+          <w:sz w:val="24"/>
+          <w:szCs w:val="24"/>
+        </w:rPr>
+        <w:t>причины, справился</w:t>
+      </w:r>
+      <w:r>
+        <w:rPr>
+          <w:sz w:val="24"/>
+          <w:szCs w:val="24"/>
+        </w:rPr>
+        <w:t xml:space="preserve"> с поставленными задачами в срок.</w:t>
       </w:r>
     </w:p>
     <w:p>
@@ -2384,7 +2460,23 @@
           <w:szCs w:val="24"/>
           <w:lang w:eastAsia="ar-SA"/>
         </w:rPr>
-        <w:t>ный зачет по учебной  практике  «___»</w:t>
+        <w:t xml:space="preserve">ный зачет по </w:t>
+      </w:r>
+      <w:r>
+        <w:rPr>
+          <w:sz w:val="24"/>
+          <w:szCs w:val="24"/>
+          <w:lang w:eastAsia="ar-SA"/>
+        </w:rPr>
+        <w:t>учебной практике</w:t>
+      </w:r>
+      <w:r>
+        <w:rPr>
+          <w:sz w:val="24"/>
+          <w:szCs w:val="24"/>
+          <w:lang w:eastAsia="ar-SA"/>
+        </w:rPr>
+        <w:t xml:space="preserve">  «___»</w:t>
       </w:r>
       <w:r>
         <w:rPr>
@@ -2630,6 +2722,14 @@
           <w:szCs w:val="24"/>
           <w:u w:val="single"/>
         </w:rPr>
+        <w:t xml:space="preserve">               11.04.26 г.</w:t>
+      </w:r>
+      <w:r>
+        <w:rPr>
+          <w:sz w:val="24"/>
+          <w:szCs w:val="24"/>
+          <w:u w:val="single"/>
+        </w:rPr>
         <w:tab/>
       </w:r>
       <w:r>
@@ -2646,8 +2746,17 @@
           <w:u w:val="single"/>
         </w:rPr>
         <w:tab/>
+      </w:r>
+      <w:proofErr w:type="spellStart"/>
+      <w:r>
+        <w:rPr>
+          <w:sz w:val="24"/>
+          <w:szCs w:val="24"/>
+          <w:u w:val="single"/>
+        </w:rPr>
         <w:t>И.Л.Рохманько</w:t>
       </w:r>
+      <w:proofErr w:type="spellEnd"/>
       <w:r>
         <w:rPr>
           <w:sz w:val="24"/>
@@ -2751,6 +2860,14 @@
           <w:szCs w:val="24"/>
           <w:u w:val="single"/>
         </w:rPr>
+        <w:t xml:space="preserve">               11.04.26 г.</w:t>
+      </w:r>
+      <w:r>
+        <w:rPr>
+          <w:sz w:val="24"/>
+          <w:szCs w:val="24"/>
+          <w:u w:val="single"/>
+        </w:rPr>
         <w:tab/>
       </w:r>
       <w:r>
@@ -2767,8 +2884,17 @@
           <w:u w:val="single"/>
         </w:rPr>
         <w:tab/>
+      </w:r>
+      <w:proofErr w:type="spellStart"/>
+      <w:r>
+        <w:rPr>
+          <w:sz w:val="24"/>
+          <w:szCs w:val="24"/>
+          <w:u w:val="single"/>
+        </w:rPr>
         <w:t>И.А.Юрьева</w:t>
       </w:r>
+      <w:proofErr w:type="spellEnd"/>
       <w:r>
         <w:rPr>
           <w:sz w:val="24"/>
@@ -2815,16 +2941,6 @@
         <w:tab/>
         <w:t>инициалы, фамилия</w:t>
       </w:r>
-    </w:p>
-    <w:p>
-      <w:pPr>
-        <w:spacing w:before="0" w:after="160" w:line="259" w:lineRule="auto"/>
-        <w:ind w:firstLine="0"/>
-        <w:rPr>
-          <w:sz w:val="24"/>
-          <w:szCs w:val="24"/>
-        </w:rPr>
-      </w:pPr>
     </w:p>
     <w:p>
       <w:pPr>
@@ -2847,7 +2963,7 @@
 </file>
 
 <file path=word/endnotes.xml><?xml version="1.0" encoding="utf-8"?>
-<w:endnotes xmlns:wpc="http://schemas.microsoft.com/office/word/2010/wordprocessingCanvas" xmlns:cx="http://schemas.microsoft.com/office/drawing/2014/chartex" xmlns:cx1="http://schemas.microsoft.com/office/drawing/2015/9/8/chartex" xmlns:cx2="http://schemas.microsoft.com/office/drawing/2015/10/21/chartex" xmlns:cx3="http://schemas.microsoft.com/office/drawing/2016/5/9/chartex" xmlns:cx4="http://schemas.microsoft.com/office/drawing/2016/5/10/chartex" xmlns:cx5="http://schemas.microsoft.com/office/drawing/2016/5/11/chartex" xmlns:cx6="http://schemas.microsoft.com/office/drawing/2016/5/12/chartex" xmlns:cx7="http://schemas.microsoft.com/office/drawing/2016/5/13/chartex" xmlns:cx8="http://schemas.microsoft.com/office/drawing/2016/5/14/chartex" xmlns:mc="http://schemas.openxmlformats.org/markup-compatibility/2006" xmlns:aink="http://schemas.microsoft.com/office/drawing/2016/ink" xmlns:am3d="http://schemas.microsoft.com/office/drawing/2017/model3d" xmlns:o="urn:schemas-microsoft-com:office:office" xmlns:r="http://schemas.openxmlformats.org/officeDocument/2006/relationships" xmlns:m="http://schemas.openxmlformats.org/officeDocument/2006/math" xmlns:v="urn:schemas-microsoft-com:vml" xmlns:wp14="http://schemas.microsoft.com/office/word/2010/wordprocessingDrawing" xmlns:wp="http://schemas.openxmlformats.org/drawingml/2006/wordprocessingDrawing" xmlns:w10="urn:schemas-microsoft-com:office:word" xmlns:w="http://schemas.openxmlformats.org/wordprocessingml/2006/main" xmlns:w14="http://schemas.microsoft.com/office/word/2010/wordml" xmlns:w15="http://schemas.microsoft.com/office/word/2012/wordml" xmlns:w16cex="http://schemas.microsoft.com/office/word/2018/wordml/cex" xmlns:w16cid="http://schemas.microsoft.com/office/word/2016/wordml/cid" xmlns:w16="http://schemas.microsoft.com/office/word/2018/wordml" xmlns:w16sdtdh="http://schemas.microsoft.com/office/word/2020/wordml/sdtdatahash" xmlns:w16se="http://schemas.microsoft.com/office/word/2015/wordml/symex" xmlns:wpg="http://schemas.microsoft.com/office/word/2010/wordprocessingGroup" xmlns:wpi="http://schemas.microsoft.com/office/word/2010/wordprocessingInk" xmlns:wne="http://schemas.microsoft.com/office/word/2006/wordml" xmlns:wps="http://schemas.microsoft.com/office/word/2010/wordprocessingShape" mc:Ignorable="w14 w15 w16se w16cid w16 w16cex w16sdtdh wp14">
+<w:endnotes xmlns:wpc="http://schemas.microsoft.com/office/word/2010/wordprocessingCanvas" xmlns:cx="http://schemas.microsoft.com/office/drawing/2014/chartex" xmlns:cx1="http://schemas.microsoft.com/office/drawing/2015/9/8/chartex" xmlns:cx2="http://schemas.microsoft.com/office/drawing/2015/10/21/chartex" xmlns:cx3="http://schemas.microsoft.com/office/drawing/2016/5/9/chartex" xmlns:cx4="http://schemas.microsoft.com/office/drawing/2016/5/10/chartex" xmlns:cx5="http://schemas.microsoft.com/office/drawing/2016/5/11/chartex" xmlns:cx6="http://schemas.microsoft.com/office/drawing/2016/5/12/chartex" xmlns:cx7="http://schemas.microsoft.com/office/drawing/2016/5/13/chartex" xmlns:cx8="http://schemas.microsoft.com/office/drawing/2016/5/14/chartex" xmlns:mc="http://schemas.openxmlformats.org/markup-compatibility/2006" xmlns:aink="http://schemas.microsoft.com/office/drawing/2016/ink" xmlns:am3d="http://schemas.microsoft.com/office/drawing/2017/model3d" xmlns:o="urn:schemas-microsoft-com:office:office" xmlns:oel="http://schemas.microsoft.com/office/2019/extlst" xmlns:r="http://schemas.openxmlformats.org/officeDocument/2006/relationships" xmlns:m="http://schemas.openxmlformats.org/officeDocument/2006/math" xmlns:v="urn:schemas-microsoft-com:vml" xmlns:wp14="http://schemas.microsoft.com/office/word/2010/wordprocessingDrawing" xmlns:wp="http://schemas.openxmlformats.org/drawingml/2006/wordprocessingDrawing" xmlns:w10="urn:schemas-microsoft-com:office:word" xmlns:w="http://schemas.openxmlformats.org/wordprocessingml/2006/main" xmlns:w14="http://schemas.microsoft.com/office/word/2010/wordml" xmlns:w15="http://schemas.microsoft.com/office/word/2012/wordml" xmlns:w16cex="http://schemas.microsoft.com/office/word/2018/wordml/cex" xmlns:w16cid="http://schemas.microsoft.com/office/word/2016/wordml/cid" xmlns:w16="http://schemas.microsoft.com/office/word/2018/wordml" xmlns:w16du="http://schemas.microsoft.com/office/word/2023/wordml/word16du" xmlns:w16sdtdh="http://schemas.microsoft.com/office/word/2020/wordml/sdtdatahash" xmlns:w16sdtfl="http://schemas.microsoft.com/office/word/2024/wordml/sdtformatlock" xmlns:w16se="http://schemas.microsoft.com/office/word/2015/wordml/symex" xmlns:wpg="http://schemas.microsoft.com/office/word/2010/wordprocessingGroup" xmlns:wpi="http://schemas.microsoft.com/office/word/2010/wordprocessingInk" xmlns:wne="http://schemas.microsoft.com/office/word/2006/wordml" xmlns:wps="http://schemas.microsoft.com/office/word/2010/wordprocessingShape" mc:Ignorable="w14 w15 w16se w16cid w16 w16cex w16sdtdh w16sdtfl w16du wp14">
   <w:endnote w:type="separator" w:id="-1">
     <w:p>
       <w:pPr>
@@ -2872,7 +2988,7 @@
 </file>
 
 <file path=word/footnotes.xml><?xml version="1.0" encoding="utf-8"?>
-<w:footnotes xmlns:wpc="http://schemas.microsoft.com/office/word/2010/wordprocessingCanvas" xmlns:cx="http://schemas.microsoft.com/office/drawing/2014/chartex" xmlns:cx1="http://schemas.microsoft.com/office/drawing/2015/9/8/chartex" xmlns:cx2="http://schemas.microsoft.com/office/drawing/2015/10/21/chartex" xmlns:cx3="http://schemas.microsoft.com/office/drawing/2016/5/9/chartex" xmlns:cx4="http://schemas.microsoft.com/office/drawing/2016/5/10/chartex" xmlns:cx5="http://schemas.microsoft.com/office/drawing/2016/5/11/chartex" xmlns:cx6="http://schemas.microsoft.com/office/drawing/2016/5/12/chartex" xmlns:cx7="http://schemas.microsoft.com/office/drawing/2016/5/13/chartex" xmlns:cx8="http://schemas.microsoft.com/office/drawing/2016/5/14/chartex" xmlns:mc="http://schemas.openxmlformats.org/markup-compatibility/2006" xmlns:aink="http://schemas.microsoft.com/office/drawing/2016/ink" xmlns:am3d="http://schemas.microsoft.com/office/drawing/2017/model3d" xmlns:o="urn:schemas-microsoft-com:office:office" xmlns:r="http://schemas.openxmlformats.org/officeDocument/2006/relationships" xmlns:m="http://schemas.openxmlformats.org/officeDocument/2006/math" xmlns:v="urn:schemas-microsoft-com:vml" xmlns:wp14="http://schemas.microsoft.com/office/word/2010/wordprocessingDrawing" xmlns:wp="http://schemas.openxmlformats.org/drawingml/2006/wordprocessingDrawing" xmlns:w10="urn:schemas-microsoft-com:office:word" xmlns:w="http://schemas.openxmlformats.org/wordprocessingml/2006/main" xmlns:w14="http://schemas.microsoft.com/office/word/2010/wordml" xmlns:w15="http://schemas.microsoft.com/office/word/2012/wordml" xmlns:w16cex="http://schemas.microsoft.com/office/word/2018/wordml/cex" xmlns:w16cid="http://schemas.microsoft.com/office/word/2016/wordml/cid" xmlns:w16="http://schemas.microsoft.com/office/word/2018/wordml" xmlns:w16sdtdh="http://schemas.microsoft.com/office/word/2020/wordml/sdtdatahash" xmlns:w16se="http://schemas.microsoft.com/office/word/2015/wordml/symex" xmlns:wpg="http://schemas.microsoft.com/office/word/2010/wordprocessingGroup" xmlns:wpi="http://schemas.microsoft.com/office/word/2010/wordprocessingInk" xmlns:wne="http://schemas.microsoft.com/office/word/2006/wordml" xmlns:wps="http://schemas.microsoft.com/office/word/2010/wordprocessingShape" mc:Ignorable="w14 w15 w16se w16cid w16 w16cex w16sdtdh wp14">
+<w:footnotes xmlns:wpc="http://schemas.microsoft.com/office/word/2010/wordprocessingCanvas" xmlns:cx="http://schemas.microsoft.com/office/drawing/2014/chartex" xmlns:cx1="http://schemas.microsoft.com/office/drawing/2015/9/8/chartex" xmlns:cx2="http://schemas.microsoft.com/office/drawing/2015/10/21/chartex" xmlns:cx3="http://schemas.microsoft.com/office/drawing/2016/5/9/chartex" xmlns:cx4="http://schemas.microsoft.com/office/drawing/2016/5/10/chartex" xmlns:cx5="http://schemas.microsoft.com/office/drawing/2016/5/11/chartex" xmlns:cx6="http://schemas.microsoft.com/office/drawing/2016/5/12/chartex" xmlns:cx7="http://schemas.microsoft.com/office/drawing/2016/5/13/chartex" xmlns:cx8="http://schemas.microsoft.com/office/drawing/2016/5/14/chartex" xmlns:mc="http://schemas.openxmlformats.org/markup-compatibility/2006" xmlns:aink="http://schemas.microsoft.com/office/drawing/2016/ink" xmlns:am3d="http://schemas.microsoft.com/office/drawing/2017/model3d" xmlns:o="urn:schemas-microsoft-com:office:office" xmlns:oel="http://schemas.microsoft.com/office/2019/extlst" xmlns:r="http://schemas.openxmlformats.org/officeDocument/2006/relationships" xmlns:m="http://schemas.openxmlformats.org/officeDocument/2006/math" xmlns:v="urn:schemas-microsoft-com:vml" xmlns:wp14="http://schemas.microsoft.com/office/word/2010/wordprocessingDrawing" xmlns:wp="http://schemas.openxmlformats.org/drawingml/2006/wordprocessingDrawing" xmlns:w10="urn:schemas-microsoft-com:office:word" xmlns:w="http://schemas.openxmlformats.org/wordprocessingml/2006/main" xmlns:w14="http://schemas.microsoft.com/office/word/2010/wordml" xmlns:w15="http://schemas.microsoft.com/office/word/2012/wordml" xmlns:w16cex="http://schemas.microsoft.com/office/word/2018/wordml/cex" xmlns:w16cid="http://schemas.microsoft.com/office/word/2016/wordml/cid" xmlns:w16="http://schemas.microsoft.com/office/word/2018/wordml" xmlns:w16du="http://schemas.microsoft.com/office/word/2023/wordml/word16du" xmlns:w16sdtdh="http://schemas.microsoft.com/office/word/2020/wordml/sdtdatahash" xmlns:w16sdtfl="http://schemas.microsoft.com/office/word/2024/wordml/sdtformatlock" xmlns:w16se="http://schemas.microsoft.com/office/word/2015/wordml/symex" xmlns:wpg="http://schemas.microsoft.com/office/word/2010/wordprocessingGroup" xmlns:wpi="http://schemas.microsoft.com/office/word/2010/wordprocessingInk" xmlns:wne="http://schemas.microsoft.com/office/word/2006/wordml" xmlns:wps="http://schemas.microsoft.com/office/word/2010/wordprocessingShape" mc:Ignorable="w14 w15 w16se w16cid w16 w16cex w16sdtdh w16sdtfl w16du wp14">
   <w:footnote w:type="separator" w:id="-1">
     <w:p>
       <w:pPr>
@@ -2989,7 +3105,7 @@
 </file>
 
 <file path=word/numbering.xml><?xml version="1.0" encoding="utf-8"?>
-<w:numbering xmlns:wpc="http://schemas.microsoft.com/office/word/2010/wordprocessingCanvas" xmlns:cx="http://schemas.microsoft.com/office/drawing/2014/chartex" xmlns:cx1="http://schemas.microsoft.com/office/drawing/2015/9/8/chartex" xmlns:cx2="http://schemas.microsoft.com/office/drawing/2015/10/21/chartex" xmlns:cx3="http://schemas.microsoft.com/office/drawing/2016/5/9/chartex" xmlns:cx4="http://schemas.microsoft.com/office/drawing/2016/5/10/chartex" xmlns:cx5="http://schemas.microsoft.com/office/drawing/2016/5/11/chartex" xmlns:cx6="http://schemas.microsoft.com/office/drawing/2016/5/12/chartex" xmlns:cx7="http://schemas.microsoft.com/office/drawing/2016/5/13/chartex" xmlns:cx8="http://schemas.microsoft.com/office/drawing/2016/5/14/chartex" xmlns:mc="http://schemas.openxmlformats.org/markup-compatibility/2006" xmlns:aink="http://schemas.microsoft.com/office/drawing/2016/ink" xmlns:am3d="http://schemas.microsoft.com/office/drawing/2017/model3d" xmlns:o="urn:schemas-microsoft-com:office:office" xmlns:r="http://schemas.openxmlformats.org/officeDocument/2006/relationships" xmlns:m="http://schemas.openxmlformats.org/officeDocument/2006/math" xmlns:v="urn:schemas-microsoft-com:vml" xmlns:wp14="http://schemas.microsoft.com/office/word/2010/wordprocessingDrawing" xmlns:wp="http://schemas.openxmlformats.org/drawingml/2006/wordprocessingDrawing" xmlns:w10="urn:schemas-microsoft-com:office:word" xmlns:w="http://schemas.openxmlformats.org/wordprocessingml/2006/main" xmlns:w14="http://schemas.microsoft.com/office/word/2010/wordml" xmlns:w15="http://schemas.microsoft.com/office/word/2012/wordml" xmlns:w16cex="http://schemas.microsoft.com/office/word/2018/wordml/cex" xmlns:w16cid="http://schemas.microsoft.com/office/word/2016/wordml/cid" xmlns:w16="http://schemas.microsoft.com/office/word/2018/wordml" xmlns:w16sdtdh="http://schemas.microsoft.com/office/word/2020/wordml/sdtdatahash" xmlns:w16se="http://schemas.microsoft.com/office/word/2015/wordml/symex" xmlns:wpg="http://schemas.microsoft.com/office/word/2010/wordprocessingGroup" xmlns:wpi="http://schemas.microsoft.com/office/word/2010/wordprocessingInk" xmlns:wne="http://schemas.microsoft.com/office/word/2006/wordml" xmlns:wps="http://schemas.microsoft.com/office/word/2010/wordprocessingShape" mc:Ignorable="w14 w15 w16se w16cid w16 w16cex w16sdtdh wp14">
+<w:numbering xmlns:wpc="http://schemas.microsoft.com/office/word/2010/wordprocessingCanvas" xmlns:cx="http://schemas.microsoft.com/office/drawing/2014/chartex" xmlns:cx1="http://schemas.microsoft.com/office/drawing/2015/9/8/chartex" xmlns:cx2="http://schemas.microsoft.com/office/drawing/2015/10/21/chartex" xmlns:cx3="http://schemas.microsoft.com/office/drawing/2016/5/9/chartex" xmlns:cx4="http://schemas.microsoft.com/office/drawing/2016/5/10/chartex" xmlns:cx5="http://schemas.microsoft.com/office/drawing/2016/5/11/chartex" xmlns:cx6="http://schemas.microsoft.com/office/drawing/2016/5/12/chartex" xmlns:cx7="http://schemas.microsoft.com/office/drawing/2016/5/13/chartex" xmlns:cx8="http://schemas.microsoft.com/office/drawing/2016/5/14/chartex" xmlns:mc="http://schemas.openxmlformats.org/markup-compatibility/2006" xmlns:aink="http://schemas.microsoft.com/office/drawing/2016/ink" xmlns:am3d="http://schemas.microsoft.com/office/drawing/2017/model3d" xmlns:o="urn:schemas-microsoft-com:office:office" xmlns:oel="http://schemas.microsoft.com/office/2019/extlst" xmlns:r="http://schemas.openxmlformats.org/officeDocument/2006/relationships" xmlns:m="http://schemas.openxmlformats.org/officeDocument/2006/math" xmlns:v="urn:schemas-microsoft-com:vml" xmlns:wp14="http://schemas.microsoft.com/office/word/2010/wordprocessingDrawing" xmlns:wp="http://schemas.openxmlformats.org/drawingml/2006/wordprocessingDrawing" xmlns:w10="urn:schemas-microsoft-com:office:word" xmlns:w="http://schemas.openxmlformats.org/wordprocessingml/2006/main" xmlns:w14="http://schemas.microsoft.com/office/word/2010/wordml" xmlns:w15="http://schemas.microsoft.com/office/word/2012/wordml" xmlns:w16cex="http://schemas.microsoft.com/office/word/2018/wordml/cex" xmlns:w16cid="http://schemas.microsoft.com/office/word/2016/wordml/cid" xmlns:w16="http://schemas.microsoft.com/office/word/2018/wordml" xmlns:w16du="http://schemas.microsoft.com/office/word/2023/wordml/word16du" xmlns:w16sdtdh="http://schemas.microsoft.com/office/word/2020/wordml/sdtdatahash" xmlns:w16sdtfl="http://schemas.microsoft.com/office/word/2024/wordml/sdtformatlock" xmlns:w16se="http://schemas.microsoft.com/office/word/2015/wordml/symex" xmlns:wpg="http://schemas.microsoft.com/office/word/2010/wordprocessingGroup" xmlns:wpi="http://schemas.microsoft.com/office/word/2010/wordprocessingInk" xmlns:wne="http://schemas.microsoft.com/office/word/2006/wordml" xmlns:wps="http://schemas.microsoft.com/office/word/2010/wordprocessingShape" mc:Ignorable="w14 w15 w16se w16cid w16 w16cex w16sdtdh w16sdtfl w16du wp14">
   <w:abstractNum w:abstractNumId="0" w15:restartNumberingAfterBreak="0">
     <w:nsid w:val="14FA7274"/>
     <w:multiLevelType w:val="hybridMultilevel"/>
@@ -3753,7 +3869,7 @@
       </w:rPr>
     </w:lvl>
   </w:abstractNum>
-  <w:num w:numId="1">
+  <w:num w:numId="1" w16cid:durableId="1549301005">
     <w:abstractNumId w:val="3"/>
     <w:lvlOverride w:ilvl="0"/>
     <w:lvlOverride w:ilvl="1">
@@ -3781,38 +3897,38 @@
       <w:startOverride w:val="1"/>
     </w:lvlOverride>
   </w:num>
-  <w:num w:numId="2">
+  <w:num w:numId="2" w16cid:durableId="840508249">
     <w:abstractNumId w:val="4"/>
   </w:num>
-  <w:num w:numId="3">
+  <w:num w:numId="3" w16cid:durableId="2123959596">
     <w:abstractNumId w:val="1"/>
   </w:num>
-  <w:num w:numId="4">
+  <w:num w:numId="4" w16cid:durableId="713115897">
     <w:abstractNumId w:val="0"/>
   </w:num>
-  <w:num w:numId="5">
+  <w:num w:numId="5" w16cid:durableId="1498619540">
     <w:abstractNumId w:val="0"/>
   </w:num>
-  <w:num w:numId="6">
+  <w:num w:numId="6" w16cid:durableId="2075420988">
     <w:abstractNumId w:val="3"/>
   </w:num>
-  <w:num w:numId="7">
+  <w:num w:numId="7" w16cid:durableId="1752387405">
     <w:abstractNumId w:val="6"/>
   </w:num>
-  <w:num w:numId="8">
+  <w:num w:numId="8" w16cid:durableId="995305910">
     <w:abstractNumId w:val="5"/>
   </w:num>
-  <w:num w:numId="9">
+  <w:num w:numId="9" w16cid:durableId="1268657542">
     <w:abstractNumId w:val="2"/>
   </w:num>
-  <w:num w:numId="10">
+  <w:num w:numId="10" w16cid:durableId="1047610975">
     <w:abstractNumId w:val="2"/>
   </w:num>
 </w:numbering>
 </file>
 
 <file path=word/styles.xml><?xml version="1.0" encoding="utf-8"?>
-<w:styles xmlns:mc="http://schemas.openxmlformats.org/markup-compatibility/2006" xmlns:r="http://schemas.openxmlformats.org/officeDocument/2006/relationships" xmlns:w="http://schemas.openxmlformats.org/wordprocessingml/2006/main" xmlns:w14="http://schemas.microsoft.com/office/word/2010/wordml" xmlns:w15="http://schemas.microsoft.com/office/word/2012/wordml" xmlns:w16cex="http://schemas.microsoft.com/office/word/2018/wordml/cex" xmlns:w16cid="http://schemas.microsoft.com/office/word/2016/wordml/cid" xmlns:w16="http://schemas.microsoft.com/office/word/2018/wordml" xmlns:w16sdtdh="http://schemas.microsoft.com/office/word/2020/wordml/sdtdatahash" xmlns:w16se="http://schemas.microsoft.com/office/word/2015/wordml/symex" mc:Ignorable="w14 w15 w16se w16cid w16 w16cex w16sdtdh">
+<w:styles xmlns:mc="http://schemas.openxmlformats.org/markup-compatibility/2006" xmlns:r="http://schemas.openxmlformats.org/officeDocument/2006/relationships" xmlns:w="http://schemas.openxmlformats.org/wordprocessingml/2006/main" xmlns:w14="http://schemas.microsoft.com/office/word/2010/wordml" xmlns:w15="http://schemas.microsoft.com/office/word/2012/wordml" xmlns:w16cex="http://schemas.microsoft.com/office/word/2018/wordml/cex" xmlns:w16cid="http://schemas.microsoft.com/office/word/2016/wordml/cid" xmlns:w16="http://schemas.microsoft.com/office/word/2018/wordml" xmlns:w16du="http://schemas.microsoft.com/office/word/2023/wordml/word16du" xmlns:w16sdtdh="http://schemas.microsoft.com/office/word/2020/wordml/sdtdatahash" xmlns:w16sdtfl="http://schemas.microsoft.com/office/word/2024/wordml/sdtformatlock" xmlns:w16se="http://schemas.microsoft.com/office/word/2015/wordml/symex" mc:Ignorable="w14 w15 w16se w16cid w16 w16cex w16sdtdh w16sdtfl w16du">
   <w:docDefaults>
     <w:rPrDefault>
       <w:rPr>
